--- a/SE/JashThakkarResume.docx
+++ b/SE/JashThakkarResume.docx
@@ -208,7 +208,7 @@
           <w:sz w:val="16"/>
           <w:szCs w:val="16"/>
         </w:rPr>
-        <w:t xml:space="preserve">Bachelor of Science in Computer Science | Expected </w:t>
+        <w:t xml:space="preserve">Bachelor of Science in Computer Science | </w:t>
       </w:r>
       <w:r>
         <w:rPr>
@@ -219,7 +219,7 @@
           <w:sz w:val="16"/>
           <w:szCs w:val="16"/>
         </w:rPr>
-        <w:t>July</w:t>
+        <w:t>May</w:t>
       </w:r>
       <w:r>
         <w:rPr>
